--- a/uploads/contratos/Contrato - SOFIA TALAVERA.docx
+++ b/uploads/contratos/Contrato - SOFIA TALAVERA.docx
@@ -343,7 +343,7 @@
           <w:bCs/>
           <w:color w:val="0D0D0D"/>
         </w:rPr>
-        <w:t>INFONAVIT LOS PEÑASCOS, UBICADO EN AV. MELCHOR OCAMPO, TEPEJI DEL RÍO, C.P. 42855, HIDALGO</w:t>
+        <w:t>EDIFICACIÓN DESTINADO A LA EDIFICACIÓN DE 954  (NOVECIENTAS CINCUENTA Y CUATRO) VIVIENDAS EN EL PROYECTO PRELIMINAR POLÍGONO 1 UBICADO EN EL MUNICIPIO</w:t>
       </w:r>
       <w:r>
         <w:rPr>
@@ -887,7 +887,7 @@
           <w:b/>
           <w:bCs/>
         </w:rPr>
-        <w:t>NAYARIT</w:t>
+        <w:t>HIDALGO</w:t>
       </w:r>
       <w:r>
         <w:rPr>
@@ -1377,7 +1377,7 @@
           <w:b/>
           <w:bCs/>
         </w:rPr>
-        <w:t>INFONAVIT LOS PEÑASCOS, UBICADO EN AV. MELCHOR OCAMPO, TEPEJI DEL RÍO, C.P. 42855, HIDALGO.</w:t>
+        <w:t>EDIFICACIÓN DESTINADO A LA EDIFICACIÓN DE 954  (NOVECIENTAS CINCUENTA Y CUATRO) VIVIENDAS EN EL PROYECTO PRELIMINAR POLÍGONO 1 UBICADO EN EL MUNICIPIO.</w:t>
       </w:r>
     </w:p>
     <w:p>
@@ -4345,7 +4345,7 @@
               <w:cnfStyle w:val="000000000000" w:firstRow="0" w:lastRow="0" w:firstColumn="0" w:lastColumn="0" w:oddVBand="0" w:evenVBand="0" w:oddHBand="0" w:evenHBand="0" w:firstRowFirstColumn="0" w:firstRowLastColumn="0" w:lastRowFirstColumn="0" w:lastRowLastColumn="0"/>
             </w:pPr>
             <w:r>
-              <w:t>NAYARIT</w:t>
+              <w:t>HIDALGO</w:t>
             </w:r>
           </w:p>
         </w:tc>
@@ -5940,7 +5940,7 @@
               <w:cnfStyle w:val="000000000000" w:firstRow="0" w:lastRow="0" w:firstColumn="0" w:lastColumn="0" w:oddVBand="0" w:evenVBand="0" w:oddHBand="0" w:evenHBand="0" w:firstRowFirstColumn="0" w:firstRowLastColumn="0" w:lastRowFirstColumn="0" w:lastRowLastColumn="0"/>
             </w:pPr>
             <w:r>
-              <w:t>NAYARIT</w:t>
+              <w:t>HIDALGO</w:t>
             </w:r>
           </w:p>
         </w:tc>
